--- a/testakten/erbrecht-patchwork-stiefgrossvater-erbfolge-karlsruhe/08_standesamt_registerauszuege.docx
+++ b/testakten/erbrecht-patchwork-stiefgrossvater-erbfolge-karlsruhe/08_standesamt_registerauszuege.docx
@@ -4,21 +4,24 @@
   <w:body>
     <w:p>
       <w:pPr>
-        <w:pStyle w:val="Heading1"/>
+        <w:pStyle w:val="Title"/>
+        <w:widowControl/>
       </w:pPr>
       <w:r>
         <w:rPr>
-          <w:rFonts w:ascii="Times New Roman" w:hAnsi="Times New Roman"/>
+          <w:rFonts w:ascii="Arial" w:hAnsi="Arial" w:eastAsia="Arial"/>
         </w:rPr>
         <w:t>Standesamtliche Registerauskunft</w:t>
       </w:r>
     </w:p>
     <w:p>
       <w:pPr>
+        <w:widowControl/>
         <w:jc w:val="left"/>
       </w:pPr>
       <w:r>
         <w:rPr>
+          <w:rFonts w:ascii="Arial" w:hAnsi="Arial" w:eastAsia="Arial"/>
           <w:b/>
         </w:rPr>
         <w:t>Stadt Karlsruhe — Standesamt</w:t>
@@ -26,67 +29,98 @@
     </w:p>
     <w:p>
       <w:pPr>
+        <w:widowControl/>
         <w:jc w:val="left"/>
       </w:pPr>
       <w:r>
+        <w:rPr>
+          <w:rFonts w:ascii="Arial" w:hAnsi="Arial" w:eastAsia="Arial"/>
+        </w:rPr>
         <w:t>Kaiserallee 8 · 76133 Karlsruhe · Telefon 0721 1330</w:t>
       </w:r>
     </w:p>
     <w:p>
       <w:pPr>
+        <w:widowControl/>
         <w:jc w:val="left"/>
       </w:pPr>
       <w:r>
+        <w:rPr>
+          <w:rFonts w:ascii="Arial" w:hAnsi="Arial" w:eastAsia="Arial"/>
+        </w:rPr>
         <w:t xml:space="preserve">Aktenzeichen: </w:t>
       </w:r>
       <w:r>
         <w:rPr>
+          <w:rFonts w:ascii="Arial" w:hAnsi="Arial" w:eastAsia="Arial"/>
           <w:b/>
         </w:rPr>
         <w:t>StA 380-2026-114</w:t>
       </w:r>
       <w:r>
+        <w:rPr>
+          <w:rFonts w:ascii="Arial" w:hAnsi="Arial" w:eastAsia="Arial"/>
+        </w:rPr>
         <w:t xml:space="preserve"> · Karlsruhe, den 22.06.2026</w:t>
       </w:r>
     </w:p>
     <w:p>
       <w:pPr>
+        <w:widowControl/>
         <w:jc w:val="left"/>
       </w:pPr>
       <w:r>
+        <w:rPr>
+          <w:rFonts w:ascii="Arial" w:hAnsi="Arial" w:eastAsia="Arial"/>
+        </w:rPr>
         <w:t>An das</w:t>
       </w:r>
     </w:p>
     <w:p>
       <w:pPr>
+        <w:widowControl/>
         <w:jc w:val="left"/>
       </w:pPr>
       <w:r>
+        <w:rPr>
+          <w:rFonts w:ascii="Arial" w:hAnsi="Arial" w:eastAsia="Arial"/>
+        </w:rPr>
         <w:t>Amtsgericht Karlsruhe — Nachlassgericht —</w:t>
       </w:r>
     </w:p>
     <w:p>
       <w:pPr>
+        <w:widowControl/>
         <w:jc w:val="left"/>
       </w:pPr>
       <w:r>
+        <w:rPr>
+          <w:rFonts w:ascii="Arial" w:hAnsi="Arial" w:eastAsia="Arial"/>
+        </w:rPr>
         <w:t>Schlossplatz 23</w:t>
       </w:r>
     </w:p>
     <w:p>
       <w:pPr>
+        <w:pStyle w:val="Heading1"/>
+        <w:widowControl/>
         <w:jc w:val="left"/>
       </w:pPr>
       <w:r>
+        <w:rPr>
+          <w:rFonts w:ascii="Arial" w:hAnsi="Arial" w:eastAsia="Arial"/>
+        </w:rPr>
         <w:t>76131 Karlsruhe</w:t>
       </w:r>
     </w:p>
     <w:p>
       <w:pPr>
+        <w:widowControl/>
         <w:jc w:val="left"/>
       </w:pPr>
       <w:r>
         <w:rPr>
+          <w:rFonts w:ascii="Arial" w:hAnsi="Arial" w:eastAsia="Arial"/>
           <w:b/>
         </w:rPr>
         <w:t>Nachlassverfahren Armin Vogel (4 VI 312/26) und Clemens Radtke (4 VI 356/26); Registerauskunft aus den Personenstandsregistern Karlsruhe, Ettlingen und Baden-Baden</w:t>
@@ -94,207 +128,448 @@
     </w:p>
     <w:p>
       <w:pPr>
+        <w:widowControl/>
         <w:jc w:val="left"/>
       </w:pPr>
       <w:r>
+        <w:rPr>
+          <w:rFonts w:ascii="Arial" w:hAnsi="Arial" w:eastAsia="Arial"/>
+        </w:rPr>
         <w:t>Sehr geehrte Damen und Herren,</w:t>
       </w:r>
     </w:p>
     <w:p>
       <w:pPr>
+        <w:widowControl/>
         <w:jc w:val="left"/>
       </w:pPr>
       <w:r>
+        <w:rPr>
+          <w:rFonts w:ascii="Arial" w:hAnsi="Arial" w:eastAsia="Arial"/>
+        </w:rPr>
         <w:t>auf das Ersuchen vom 16.06.2026 erteilen wir aus den hiesigen Registern und den beigezogenen Registern der Standesämter Ettlingen und Baden-Baden folgende Auskunft.</w:t>
       </w:r>
     </w:p>
     <w:p>
       <w:pPr>
-        <w:pStyle w:val="Heading2"/>
+        <w:pStyle w:val="Heading1"/>
+        <w:widowControl/>
       </w:pPr>
       <w:r>
         <w:rPr>
-          <w:rFonts w:ascii="Times New Roman" w:hAnsi="Times New Roman"/>
+          <w:rFonts w:ascii="Arial" w:hAnsi="Arial" w:eastAsia="Arial"/>
         </w:rPr>
         <w:t>1 Personen</w:t>
       </w:r>
     </w:p>
     <w:p>
       <w:pPr>
+        <w:widowControl/>
         <w:jc w:val="left"/>
       </w:pPr>
       <w:r>
         <w:rPr>
+          <w:rFonts w:ascii="Arial" w:hAnsi="Arial" w:eastAsia="Arial"/>
           <w:b/>
         </w:rPr>
         <w:t>Armin Vogel</w:t>
       </w:r>
       <w:r>
+        <w:rPr>
+          <w:rFonts w:ascii="Arial" w:hAnsi="Arial" w:eastAsia="Arial"/>
+        </w:rPr>
         <w:t>, geboren am 02.02.1962 in Karlsruhe, verstorben am 14.05.2026 in Karlsruhe (Sterberegister Karlsruhe Nr. S 1043/2026).</w:t>
       </w:r>
     </w:p>
     <w:p>
       <w:pPr>
+        <w:widowControl/>
         <w:jc w:val="left"/>
       </w:pPr>
       <w:r>
         <w:rPr>
+          <w:rFonts w:ascii="Arial" w:hAnsi="Arial" w:eastAsia="Arial"/>
           <w:b/>
         </w:rPr>
         <w:t>Beate Vogel, geborene Korff</w:t>
       </w:r>
       <w:r>
+        <w:rPr>
+          <w:rFonts w:ascii="Arial" w:hAnsi="Arial" w:eastAsia="Arial"/>
+        </w:rPr>
         <w:t>, geboren am 18.08.1964. Ehe mit Armin Vogel vom 12.07.1985 (Heiratsregister Karlsruhe) bis zur rechtskräftigen Scheidung am 18.06.1998.</w:t>
       </w:r>
     </w:p>
     <w:p>
       <w:pPr>
+        <w:widowControl/>
         <w:jc w:val="left"/>
       </w:pPr>
       <w:r>
         <w:rPr>
+          <w:rFonts w:ascii="Arial" w:hAnsi="Arial" w:eastAsia="Arial"/>
           <w:b/>
         </w:rPr>
         <w:t>Clemens Radtke</w:t>
       </w:r>
       <w:r>
+        <w:rPr>
+          <w:rFonts w:ascii="Arial" w:hAnsi="Arial" w:eastAsia="Arial"/>
+        </w:rPr>
         <w:t>, geboren am 30.11.1961 in Karlsruhe, verstorben am 02.06.2026 in Baden-Baden (Sterberegister Baden-Baden Nr. S 402/2026).</w:t>
       </w:r>
     </w:p>
     <w:p>
       <w:pPr>
+        <w:widowControl/>
         <w:jc w:val="left"/>
       </w:pPr>
       <w:r>
         <w:rPr>
+          <w:rFonts w:ascii="Arial" w:hAnsi="Arial" w:eastAsia="Arial"/>
           <w:b/>
         </w:rPr>
         <w:t>Dana Radtke, geborene Schirmer</w:t>
       </w:r>
       <w:r>
+        <w:rPr>
+          <w:rFonts w:ascii="Arial" w:hAnsi="Arial" w:eastAsia="Arial"/>
+        </w:rPr>
         <w:t>, geboren am 05.05.1965. Ehe mit Clemens Radtke vom 03.04.1987 (Heiratsregister Karlsruhe) bis zur rechtskräftigen Scheidung am 11.02.2001.</w:t>
       </w:r>
     </w:p>
     <w:p>
       <w:pPr>
+        <w:widowControl/>
         <w:jc w:val="left"/>
       </w:pPr>
       <w:r>
         <w:rPr>
+          <w:rFonts w:ascii="Arial" w:hAnsi="Arial" w:eastAsia="Arial"/>
           <w:b/>
         </w:rPr>
         <w:t>Fiona Radtke-Vogel, geborene Radtke</w:t>
       </w:r>
       <w:r>
+        <w:rPr>
+          <w:rFonts w:ascii="Arial" w:hAnsi="Arial" w:eastAsia="Arial"/>
+        </w:rPr>
         <w:t>, geboren am 12.09.1989 in Ettlingen (Geburtenregister Ettlingen Nr. G 512/1989). Mutter: Dana Radtke, geborene Schirmer. Vater: Clemens Radtke.</w:t>
       </w:r>
     </w:p>
     <w:p>
       <w:pPr>
-        <w:pStyle w:val="Heading2"/>
+        <w:pStyle w:val="Heading1"/>
+        <w:widowControl/>
       </w:pPr>
       <w:r>
         <w:rPr>
-          <w:rFonts w:ascii="Times New Roman" w:hAnsi="Times New Roman"/>
+          <w:rFonts w:ascii="Arial" w:hAnsi="Arial" w:eastAsia="Arial"/>
         </w:rPr>
         <w:t>2 Weitere Eheverbindungen</w:t>
       </w:r>
     </w:p>
     <w:p>
       <w:pPr>
+        <w:widowControl/>
         <w:jc w:val="left"/>
       </w:pPr>
       <w:r>
+        <w:rPr>
+          <w:rFonts w:ascii="Arial" w:hAnsi="Arial" w:eastAsia="Arial"/>
+        </w:rPr>
         <w:t>Armin Vogel und Dana Radtke schlossen am 20.09.2003 in Ettlingen die Ehe. Die Ehe wurde am 15.08.2012 rechtskräftig geschieden. Dana führte den Namen Radtke fort.</w:t>
       </w:r>
     </w:p>
     <w:p>
       <w:pPr>
+        <w:widowControl/>
         <w:jc w:val="left"/>
       </w:pPr>
       <w:r>
+        <w:rPr>
+          <w:rFonts w:ascii="Arial" w:hAnsi="Arial" w:eastAsia="Arial"/>
+        </w:rPr>
         <w:t>Armin Vogel und Fiona Radtke schlossen am 05.11.2021 in Baden-Baden die Ehe (Heiratsregister Baden-Baden Nr. E 214/2021). Frau Radtke führt seither den Doppelnamen Radtke-Vogel. Im Register ist vermerkt, dass die frühere Schwägerschaft aus der Ehe des Ehemanns mit der Mutter der Ehefrau angesprochen wurde; ein gesetzliches Ehehindernis wurde nicht festgestellt.</w:t>
       </w:r>
     </w:p>
     <w:p>
       <w:pPr>
-        <w:pStyle w:val="Heading2"/>
+        <w:pStyle w:val="Heading1"/>
+        <w:widowControl/>
       </w:pPr>
       <w:r>
         <w:rPr>
-          <w:rFonts w:ascii="Times New Roman" w:hAnsi="Times New Roman"/>
+          <w:rFonts w:ascii="Arial" w:hAnsi="Arial" w:eastAsia="Arial"/>
         </w:rPr>
         <w:t>3 Randvermerke</w:t>
       </w:r>
     </w:p>
     <w:p>
       <w:pPr>
+        <w:widowControl/>
         <w:jc w:val="left"/>
       </w:pPr>
       <w:r>
+        <w:rPr>
+          <w:rFonts w:ascii="Arial" w:hAnsi="Arial" w:eastAsia="Arial"/>
+        </w:rPr>
         <w:t>Im Scheidungsvorgang Armin Vogel/Dana Radtke ist die Durchführung des Versorgungsausgleichs vermerkt. Ein Erb- oder Pflichtteilsverzicht ist in keinem der Vorgänge protokolliert.</w:t>
       </w:r>
     </w:p>
     <w:p>
       <w:pPr>
+        <w:widowControl/>
         <w:jc w:val="left"/>
       </w:pPr>
       <w:r>
+        <w:rPr>
+          <w:rFonts w:ascii="Arial" w:hAnsi="Arial" w:eastAsia="Arial"/>
+        </w:rPr>
         <w:t>Im Sterberegister Clemens Radtke ist Fiona Radtke-Vogel als Tochter benannt; weitere Kinder sind nicht ersichtlich. Im Sterberegister Armin Vogel ist Fiona Radtke-Vogel als Ehefrau benannt. Beate Vogel ist dort nicht als Angehörige aufgeführt.</w:t>
       </w:r>
     </w:p>
     <w:p>
       <w:pPr>
+        <w:widowControl/>
         <w:jc w:val="left"/>
       </w:pPr>
       <w:r>
+        <w:rPr>
+          <w:rFonts w:ascii="Arial" w:hAnsi="Arial" w:eastAsia="Arial"/>
+        </w:rPr>
         <w:t>Mit freundlichen Grüßen</w:t>
       </w:r>
     </w:p>
     <w:p>
       <w:pPr>
+        <w:widowControl/>
         <w:jc w:val="left"/>
       </w:pPr>
       <w:r>
+        <w:rPr>
+          <w:rFonts w:ascii="Arial" w:hAnsi="Arial" w:eastAsia="Arial"/>
+        </w:rPr>
         <w:t>Im Auftrag</w:t>
       </w:r>
     </w:p>
     <w:p>
       <w:pPr>
+        <w:widowControl/>
         <w:jc w:val="left"/>
       </w:pPr>
       <w:r>
+        <w:rPr>
+          <w:rFonts w:ascii="Arial" w:hAnsi="Arial" w:eastAsia="Arial"/>
+        </w:rPr>
         <w:t>gez. Wunderlich</w:t>
       </w:r>
     </w:p>
     <w:p>
       <w:pPr>
-        <w:jc w:val="left"/>
-      </w:pPr>
-      <w:r>
-        <w:t>Standesamtsrätin</w:t>
-      </w:r>
-    </w:p>
-    <w:p/>
-    <w:p>
-      <w:pPr>
+        <w:widowControl/>
         <w:jc w:val="left"/>
       </w:pPr>
       <w:r>
         <w:rPr>
+          <w:rFonts w:ascii="Arial" w:hAnsi="Arial" w:eastAsia="Arial"/>
+        </w:rPr>
+        <w:t>Standesamtsrätin</w:t>
+      </w:r>
+    </w:p>
+    <w:p>
+      <w:pPr>
+        <w:widowControl/>
+      </w:pPr>
+    </w:p>
+    <w:p>
+      <w:pPr>
+        <w:widowControl/>
+        <w:jc w:val="left"/>
+      </w:pPr>
+      <w:r>
+        <w:rPr>
+          <w:rFonts w:ascii="Arial" w:hAnsi="Arial" w:eastAsia="Arial"/>
           <w:i/>
         </w:rPr>
         <w:t>Kanzleivermerk: Fiona legte daneben die Kopie eines handschriftlichen Zettels von Armin aus dem Jahr 2018 vor: „Fiona soll später nicht leer ausgehen, egal was die anderen sagen." Eine Testamentsform ist daraus nicht ohne Weiteres erkennbar; Ort, Datum und vollständige Unterschrift sind streitig. Der Zettel ist nicht Gegenstand der standesamtlichen Auskunft.</w:t>
       </w:r>
     </w:p>
+    <w:p>
+      <w:pPr>
+        <w:pStyle w:val="Heading1"/>
+        <w:widowControl/>
+      </w:pPr>
+      <w:r>
+        <w:rPr>
+          <w:rFonts w:ascii="Arial" w:hAnsi="Arial" w:eastAsia="Arial"/>
+        </w:rPr>
+        <w:t>4. Geschäftsstelle und Übermittlungsvermerk</w:t>
+      </w:r>
+    </w:p>
+    <w:p>
+      <w:pPr>
+        <w:keepLines w:val="0"/>
+        <w:widowControl/>
+      </w:pPr>
+      <w:r>
+        <w:rPr>
+          <w:rFonts w:ascii="Arial" w:hAnsi="Arial" w:eastAsia="Arial"/>
+        </w:rPr>
+        <w:t>Bearbeitet durch Standesamtsrätin Judith Wunderlich, Durchwahl 0721 133-3441. Die Auskunft wurde am 22.06.2026 um 14:06 Uhr über das Behördenpostfach an das Nachlassgericht versandt. Beiziehungsersuchen an Ettlingen und Baden-Baden sind unter den Vorgängen PSt 380-2026-114/1 und /2 abgelegt.</w:t>
+      </w:r>
+    </w:p>
+    <w:p>
+      <w:pPr>
+        <w:keepLines w:val="0"/>
+        <w:widowControl/>
+      </w:pPr>
+      <w:r>
+        <w:rPr>
+          <w:rFonts w:ascii="Arial" w:hAnsi="Arial" w:eastAsia="Arial"/>
+        </w:rPr>
+        <w:t>Die Registerauskunft gibt den beurkundeten Personenstand wieder. Sie enthält keine Aussage zur Wirksamkeit von Testamenten, zur Erbfolge oder zur Eigentumslage einzelner Nachlassgegenstände.</w:t>
+      </w:r>
+    </w:p>
     <w:sectPr>
+      <w:headerReference w:type="default" r:id="rId9"/>
+      <w:footerReference w:type="default" r:id="rId10"/>
       <w:pgSz w:w="11906" w:h="16838"/>
-      <w:pgMar w:top="1417" w:right="1417" w:bottom="1417" w:left="1417" w:header="720" w:footer="720" w:gutter="0"/>
+      <w:pgMar w:top="1162" w:right="1219" w:bottom="1162" w:left="1276" w:header="397" w:footer="397" w:gutter="0"/>
       <w:cols w:space="720"/>
       <w:docGrid w:linePitch="360"/>
     </w:sectPr>
   </w:body>
 </w:document>
+</file>
+
+<file path=word/footer1.xml><?xml version="1.0" encoding="utf-8"?>
+<w:ftr xmlns:m="http://schemas.openxmlformats.org/officeDocument/2006/math" xmlns:mc="http://schemas.openxmlformats.org/markup-compatibility/2006" xmlns:mo="http://schemas.microsoft.com/office/mac/office/2008/main" xmlns:mv="urn:schemas-microsoft-com:mac:vml" xmlns:o="urn:schemas-microsoft-com:office:office" xmlns:r="http://schemas.openxmlformats.org/officeDocument/2006/relationships" xmlns:v="urn:schemas-microsoft-com:vml" xmlns:w10="urn:schemas-microsoft-com:office:word" xmlns:w14="http://schemas.microsoft.com/office/word/2010/wordml" xmlns:w="http://schemas.openxmlformats.org/wordprocessingml/2006/main" xmlns:wne="http://schemas.microsoft.com/office/word/2006/wordml" xmlns:wp14="http://schemas.microsoft.com/office/word/2010/wordprocessingDrawing" xmlns:wp="http://schemas.openxmlformats.org/drawingml/2006/wordprocessingDrawing" xmlns:wpc="http://schemas.microsoft.com/office/word/2010/wordprocessingCanvas" xmlns:wpg="http://schemas.microsoft.com/office/word/2010/wordprocessingGroup" xmlns:wpi="http://schemas.microsoft.com/office/word/2010/wordprocessingInk" xmlns:wps="http://schemas.microsoft.com/office/word/2010/wordprocessingShape" mc:Ignorable="w14 wp14">
+  <w:p>
+    <w:pPr>
+      <w:spacing w:before="60"/>
+      <w:jc w:val="center"/>
+    </w:pPr>
+    <w:r>
+      <w:rPr>
+        <w:rFonts w:ascii="Arial" w:hAnsi="Arial"/>
+        <w:color w:val="6B7378"/>
+        <w:sz w:val="12"/>
+      </w:rPr>
+      <w:t>Standesamt | Kaiserallee 8 | 76133 Karlsruhe</w:t>
+    </w:r>
+  </w:p>
+  <w:p>
+    <w:pPr>
+      <w:spacing w:after="0"/>
+      <w:jc w:val="center"/>
+    </w:pPr>
+    <w:r>
+      <w:rPr>
+        <w:color w:val="6B7378"/>
+        <w:sz w:val="14"/>
+      </w:rPr>
+      <w:t xml:space="preserve">Seite </w:t>
+    </w:r>
+    <w:r>
+      <w:rPr>
+        <w:color w:val="6B7378"/>
+        <w:sz w:val="14"/>
+      </w:rPr>
+      <w:fldChar w:fldCharType="begin"/>
+      <w:instrText xml:space="preserve"> PAGE </w:instrText>
+      <w:fldChar w:fldCharType="end"/>
+    </w:r>
+  </w:p>
+</w:ftr>
+</file>
+
+<file path=word/header1.xml><?xml version="1.0" encoding="utf-8"?>
+<w:hdr xmlns:m="http://schemas.openxmlformats.org/officeDocument/2006/math" xmlns:mc="http://schemas.openxmlformats.org/markup-compatibility/2006" xmlns:mo="http://schemas.microsoft.com/office/mac/office/2008/main" xmlns:mv="urn:schemas-microsoft-com:mac:vml" xmlns:o="urn:schemas-microsoft-com:office:office" xmlns:r="http://schemas.openxmlformats.org/officeDocument/2006/relationships" xmlns:v="urn:schemas-microsoft-com:vml" xmlns:w10="urn:schemas-microsoft-com:office:word" xmlns:w14="http://schemas.microsoft.com/office/word/2010/wordml" xmlns:w="http://schemas.openxmlformats.org/wordprocessingml/2006/main" xmlns:wne="http://schemas.microsoft.com/office/word/2006/wordml" xmlns:wp14="http://schemas.microsoft.com/office/word/2010/wordprocessingDrawing" xmlns:wp="http://schemas.openxmlformats.org/drawingml/2006/wordprocessingDrawing" xmlns:wpc="http://schemas.microsoft.com/office/word/2010/wordprocessingCanvas" xmlns:wpg="http://schemas.microsoft.com/office/word/2010/wordprocessingGroup" xmlns:wpi="http://schemas.microsoft.com/office/word/2010/wordprocessingInk" xmlns:wps="http://schemas.microsoft.com/office/word/2010/wordprocessingShape" mc:Ignorable="w14 wp14">
+  <w:p>
+    <w:pPr>
+      <w:pBdr>
+        <w:bottom w:val="single" w:sz="10" w:space="4" w:color="2F6684"/>
+      </w:pBdr>
+    </w:pPr>
+  </w:p>
+  <w:tbl>
+    <w:tblPr>
+      <w:tblW w:type="auto" w:w="0"/>
+      <w:jc w:val="center"/>
+      <w:tblLook w:firstColumn="1" w:firstRow="1" w:lastColumn="0" w:lastRow="0" w:noHBand="0" w:noVBand="1" w:val="04A0"/>
+    </w:tblPr>
+    <w:tblGrid>
+      <w:gridCol w:w="6066"/>
+      <w:gridCol w:w="3345"/>
+    </w:tblGrid>
+    <w:tr>
+      <w:tc>
+        <w:tcPr>
+          <w:tcW w:type="dxa" w:w="4706"/>
+        </w:tcPr>
+        <w:p>
+          <w:pPr>
+            <w:spacing w:after="20"/>
+          </w:pPr>
+          <w:r>
+            <w:rPr>
+              <w:rFonts w:ascii="Arial" w:hAnsi="Arial"/>
+              <w:b/>
+              <w:color w:val="17324D"/>
+              <w:sz w:val="21"/>
+            </w:rPr>
+            <w:t>Stadt Karlsruhe</w:t>
+          </w:r>
+        </w:p>
+        <w:p>
+          <w:pPr>
+            <w:spacing w:after="0"/>
+          </w:pPr>
+          <w:r>
+            <w:rPr>
+              <w:color w:val="6B7378"/>
+              <w:sz w:val="15"/>
+            </w:rPr>
+            <w:t>Standesamt | Kaiserallee 8 | 76133 Karlsruhe</w:t>
+          </w:r>
+        </w:p>
+      </w:tc>
+      <w:tc>
+        <w:tcPr>
+          <w:tcW w:type="dxa" w:w="4706"/>
+        </w:tcPr>
+        <w:p>
+          <w:pPr>
+            <w:spacing w:after="20"/>
+            <w:jc w:val="right"/>
+          </w:pPr>
+          <w:r>
+            <w:rPr>
+              <w:b/>
+              <w:color w:val="17324D"/>
+              <w:sz w:val="18"/>
+            </w:rPr>
+            <w:t>Nachlässe Vogel und Radtke</w:t>
+          </w:r>
+        </w:p>
+        <w:p>
+          <w:pPr>
+            <w:spacing w:after="0"/>
+            <w:jc w:val="right"/>
+          </w:pPr>
+          <w:r>
+            <w:rPr>
+              <w:color w:val="6B7378"/>
+              <w:sz w:val="15"/>
+            </w:rPr>
+            <w:t>Aktenzeichen HB-226/26</w:t>
+          </w:r>
+        </w:p>
+      </w:tc>
+    </w:tr>
+  </w:tbl>
+</w:hdr>
 </file>
 
 <file path=word/numbering.xml><?xml version="1.0" encoding="utf-8"?>
@@ -660,9 +935,12 @@
     <w:name w:val="Normal"/>
     <w:qFormat/>
     <w:rsid w:val="00FC693F"/>
+    <w:pPr>
+      <w:spacing w:after="100" w:line="269" w:lineRule="auto"/>
+    </w:pPr>
     <w:rPr>
-      <w:rFonts w:ascii="Times New Roman" w:hAnsi="Times New Roman"/>
-      <w:sz w:val="22"/>
+      <w:rFonts w:ascii="Arial" w:hAnsi="Arial" w:eastAsia="Arial"/>
+      <w:sz w:val="21"/>
     </w:rPr>
   </w:style>
   <w:style w:type="paragraph" w:styleId="Header">
@@ -720,14 +998,15 @@
     <w:pPr>
       <w:keepNext/>
       <w:keepLines/>
-      <w:spacing w:before="480" w:after="0"/>
+      <w:spacing w:before="240" w:after="100"/>
       <w:outlineLvl w:val="0"/>
     </w:pPr>
     <w:rPr>
-      <w:rFonts w:asciiTheme="majorHAnsi" w:eastAsiaTheme="majorEastAsia" w:hAnsiTheme="majorHAnsi" w:cstheme="majorBidi" w:ascii="Times New Roman" w:hAnsi="Times New Roman"/>
+      <w:rFonts w:asciiTheme="majorHAnsi" w:eastAsiaTheme="majorEastAsia" w:hAnsiTheme="majorHAnsi" w:cstheme="majorBidi" w:ascii="Arial" w:hAnsi="Arial" w:eastAsia="Arial"/>
       <w:b/>
       <w:bCs/>
-      <w:sz w:val="28"/>
+      <w:color w:val="17324D"/>
+      <w:sz w:val="26"/>
       <w:szCs w:val="28"/>
     </w:rPr>
   </w:style>
@@ -743,14 +1022,15 @@
     <w:pPr>
       <w:keepNext/>
       <w:keepLines/>
-      <w:spacing w:before="200" w:after="0"/>
+      <w:spacing w:before="180" w:after="80"/>
       <w:outlineLvl w:val="1"/>
     </w:pPr>
     <w:rPr>
-      <w:rFonts w:asciiTheme="majorHAnsi" w:eastAsiaTheme="majorEastAsia" w:hAnsiTheme="majorHAnsi" w:cstheme="majorBidi" w:ascii="Times New Roman" w:hAnsi="Times New Roman"/>
+      <w:rFonts w:asciiTheme="majorHAnsi" w:eastAsiaTheme="majorEastAsia" w:hAnsiTheme="majorHAnsi" w:cstheme="majorBidi" w:ascii="Arial" w:hAnsi="Arial" w:eastAsia="Arial"/>
       <w:b/>
       <w:bCs/>
-      <w:sz w:val="24"/>
+      <w:color w:val="2F6684"/>
+      <w:sz w:val="23"/>
       <w:szCs w:val="26"/>
     </w:rPr>
   </w:style>
@@ -766,14 +1046,15 @@
     <w:pPr>
       <w:keepNext/>
       <w:keepLines/>
-      <w:spacing w:before="200" w:after="0"/>
+      <w:spacing w:before="140" w:after="60"/>
       <w:outlineLvl w:val="2"/>
     </w:pPr>
     <w:rPr>
-      <w:rFonts w:asciiTheme="majorHAnsi" w:eastAsiaTheme="majorEastAsia" w:hAnsiTheme="majorHAnsi" w:cstheme="majorBidi" w:ascii="Times New Roman" w:hAnsi="Times New Roman"/>
+      <w:rFonts w:asciiTheme="majorHAnsi" w:eastAsiaTheme="majorEastAsia" w:hAnsiTheme="majorHAnsi" w:cstheme="majorBidi" w:ascii="Arial" w:hAnsi="Arial" w:eastAsia="Arial"/>
       <w:b/>
       <w:bCs/>
-      <w:sz w:val="22"/>
+      <w:color w:val="17324D"/>
+      <w:sz w:val="21"/>
     </w:rPr>
   </w:style>
   <w:style w:type="paragraph" w:styleId="Heading4">
@@ -1004,18 +1285,20 @@
     <w:qFormat/>
     <w:rsid w:val="00FC693F"/>
     <w:pPr>
+      <w:keepNext/>
       <w:pBdr>
         <w:bottom w:val="single" w:sz="8" w:space="4" w:color="4F81BD" w:themeColor="accent1"/>
       </w:pBdr>
-      <w:spacing w:after="300" w:line="240" w:lineRule="auto"/>
+      <w:spacing w:after="200" w:line="240" w:lineRule="auto" w:before="0"/>
       <w:contextualSpacing/>
     </w:pPr>
     <w:rPr>
-      <w:rFonts w:asciiTheme="majorHAnsi" w:eastAsiaTheme="majorEastAsia" w:hAnsiTheme="majorHAnsi" w:cstheme="majorBidi"/>
-      <w:color w:val="17365D" w:themeColor="text2" w:themeShade="BF"/>
+      <w:rFonts w:asciiTheme="majorHAnsi" w:eastAsiaTheme="majorEastAsia" w:hAnsiTheme="majorHAnsi" w:cstheme="majorBidi" w:ascii="Arial" w:hAnsi="Arial" w:eastAsia="Arial"/>
+      <w:b/>
+      <w:color w:val="17324D"/>
       <w:spacing w:val="5"/>
       <w:kern w:val="28"/>
-      <w:sz w:val="52"/>
+      <w:sz w:val="34"/>
       <w:szCs w:val="52"/>
     </w:rPr>
   </w:style>
